--- a/Formatos SECAD/1.6 CERTIFICACION DE NO COFINANCIACION.docx
+++ b/Formatos SECAD/1.6 CERTIFICACION DE NO COFINANCIACION.docx
@@ -585,14 +585,15 @@
         </w:rPr>
         <w:t xml:space="preserve"> por un valor de </w:t>
       </w:r>
-      <w:bookmarkStart w:id="2" w:name="_Hlk130562601"/>
-      <w:r>
-        <w:rPr>
-          <w:rFonts w:ascii="Arial" w:hAnsi="Arial" w:cs="Arial"/>
+      <w:r>
+        <w:rPr>
+          <w:rFonts w:ascii="Arial" w:hAnsi="Arial" w:cs="Arial"/>
+          <w:b/>
+          <w:bCs/>
           <w:sz w:val="22"/>
           <w:szCs w:val="22"/>
         </w:rPr>
-        <w:t>CINCUENTA Y DOS MIL NOVENTA MILLONES SESENTA MIL CIENTO SETENTA Y CINCO PESOS M/CTE</w:t>
+        <w:t>CINCUENTA Y CUATRO MIL MILLONES QUINIENTOS CINCO MILLONES SEISCIENTOS CINCUENTA Y TRES MIL NOVECIENTOS TREINTA Y SIETE PESOS M/CTE ($54.505.653.937)</w:t>
       </w:r>
       <w:r>
         <w:rPr>
@@ -600,16 +601,7 @@
           <w:sz w:val="22"/>
           <w:szCs w:val="22"/>
         </w:rPr>
-        <w:t xml:space="preserve"> </w:t>
-      </w:r>
-      <w:bookmarkEnd w:id="2"/>
-      <w:r>
-        <w:rPr>
-          <w:rFonts w:ascii="Arial" w:hAnsi="Arial" w:cs="Arial"/>
-          <w:sz w:val="22"/>
-          <w:szCs w:val="22"/>
-        </w:rPr>
-        <w:t>($52.090.060.175),</w:t>
+        <w:t>,</w:t>
       </w:r>
       <w:r>
         <w:rPr>
@@ -937,23 +929,27 @@
           </w:tcPr>
           <w:p>
             <w:pPr>
+              <w:spacing w:line="276" w:lineRule="auto"/>
               <w:jc w:val="center"/>
               <w:rPr>
                 <w:rFonts w:ascii="Arial" w:hAnsi="Arial" w:cs="Arial"/>
-                <w:color w:val="000000" w:themeColor="text1"/>
+                <w:kern w:val="2"/>
                 <w:sz w:val="20"/>
                 <w:szCs w:val="20"/>
-                <w:lang w:val="es-MX"/>
-              </w:rPr>
-            </w:pPr>
-            <w:r>
-              <w:rPr>
-                <w:rFonts w:ascii="Arial" w:hAnsi="Arial" w:cs="Arial"/>
-                <w:color w:val="000000" w:themeColor="text1"/>
+                <w:lang w:eastAsia="es-CO"/>
+                <w14:ligatures w14:val="standardContextual"/>
+              </w:rPr>
+            </w:pPr>
+            <w:r>
+              <w:rPr>
+                <w:rFonts w:ascii="Arial" w:hAnsi="Arial" w:cs="Arial"/>
+                <w:kern w:val="2"/>
                 <w:sz w:val="20"/>
                 <w:szCs w:val="20"/>
-              </w:rPr>
-              <w:t>52.090.060.175</w:t>
+                <w:lang w:eastAsia="es-CO"/>
+                <w14:ligatures w14:val="standardContextual"/>
+              </w:rPr>
+              <w:t>54.505.653.937</w:t>
             </w:r>
           </w:p>
         </w:tc>
@@ -1031,7 +1027,7 @@
                 <w:sz w:val="20"/>
                 <w:szCs w:val="20"/>
               </w:rPr>
-              <w:t>52.090.060.175</w:t>
+              <w:t>54.505.653.937</w:t>
             </w:r>
           </w:p>
         </w:tc>
@@ -1064,6 +1060,7 @@
                 <w:lang w:val="pt-PT"/>
               </w:rPr>
             </w:pPr>
+            <w:proofErr w:type="gramStart"/>
             <w:r>
               <w:rPr>
                 <w:rFonts w:ascii="Arial" w:hAnsi="Arial" w:cs="Arial"/>
@@ -1072,7 +1069,18 @@
                 <w:szCs w:val="20"/>
                 <w:lang w:val="es-MX"/>
               </w:rPr>
-              <w:t>TOTAL PROYECTO</w:t>
+              <w:t>TOTAL</w:t>
+            </w:r>
+            <w:proofErr w:type="gramEnd"/>
+            <w:r>
+              <w:rPr>
+                <w:rFonts w:ascii="Arial" w:hAnsi="Arial" w:cs="Arial"/>
+                <w:b/>
+                <w:sz w:val="20"/>
+                <w:szCs w:val="20"/>
+                <w:lang w:val="es-MX"/>
+              </w:rPr>
+              <w:t xml:space="preserve"> PROYECTO</w:t>
             </w:r>
           </w:p>
         </w:tc>
@@ -1109,7 +1117,7 @@
                 <w:sz w:val="20"/>
                 <w:szCs w:val="20"/>
               </w:rPr>
-              <w:t>52.090.060.175</w:t>
+              <w:t>54.505.653.937</w:t>
             </w:r>
           </w:p>
         </w:tc>
@@ -1283,6 +1291,7 @@
           <w:sz w:val="20"/>
           <w:szCs w:val="20"/>
         </w:rPr>
+        <w:lastRenderedPageBreak/>
         <w:t>Nota</w:t>
       </w:r>
       <w:r>
@@ -1322,19 +1331,7 @@
           <w:sz w:val="20"/>
           <w:szCs w:val="20"/>
         </w:rPr>
-        <w:t xml:space="preserve">Esta certificación se expide para efectos de la aplicación de la exclusión del impuesto sobre las ventas (IVA), y bajo el entendido de que el beneficio tributario opera por razón de la destinación de los bienes y servicios a la defensa nacional, incluso cuando la adquisición </w:t>
-      </w:r>
-      <w:r>
-        <w:rPr>
-          <w:rFonts w:ascii="Arial" w:hAnsi="Arial" w:cs="Arial"/>
-          <w:i/>
-          <w:iCs/>
-          <w:color w:val="000000"/>
-          <w:sz w:val="20"/>
-          <w:szCs w:val="20"/>
-        </w:rPr>
-        <w:lastRenderedPageBreak/>
-        <w:t>sea realizada por un tercero que actúe en representación de la entidad pública correspondiente</w:t>
+        <w:t>Esta certificación se expide para efectos de la aplicación de la exclusión del impuesto sobre las ventas (IVA), y bajo el entendido de que el beneficio tributario opera por razón de la destinación de los bienes y servicios a la defensa nacional, incluso cuando la adquisición sea realizada por un tercero que actúe en representación de la entidad pública correspondiente</w:t>
       </w:r>
       <w:r>
         <w:rPr>
@@ -1447,8 +1444,8 @@
           <w:lang w:val="pt-PT"/>
         </w:rPr>
       </w:pPr>
-      <w:bookmarkStart w:id="3" w:name="_Hlk190857007"/>
-      <w:bookmarkStart w:id="4" w:name="_Hlk135841881"/>
+      <w:bookmarkStart w:id="2" w:name="_Hlk190857007"/>
+      <w:bookmarkStart w:id="3" w:name="_Hlk135841881"/>
       <w:r>
         <w:rPr>
           <w:rFonts w:ascii="Arial" w:hAnsi="Arial" w:cs="Arial"/>
@@ -1470,7 +1467,7 @@
         <w:t>WILLIAM OSWALDO RINCÓN ZAMBRANO</w:t>
       </w:r>
     </w:p>
-    <w:bookmarkEnd w:id="3"/>
+    <w:bookmarkEnd w:id="2"/>
     <w:p>
       <w:pPr>
         <w:rPr>
@@ -2050,8 +2047,10 @@
                 <w:color w:val="FF0000"/>
                 <w:sz w:val="14"/>
                 <w:szCs w:val="14"/>
-              </w:rPr>
-            </w:pPr>
+                <w:lang w:val="pt-BR"/>
+              </w:rPr>
+            </w:pPr>
+            <w:proofErr w:type="spellStart"/>
             <w:r>
               <w:rPr>
                 <w:rFonts w:ascii="Arial" w:hAnsi="Arial" w:cs="Arial"/>
@@ -2059,14 +2058,28 @@
                 <w:bCs/>
                 <w:sz w:val="14"/>
                 <w:szCs w:val="14"/>
-              </w:rPr>
-              <w:t>Revisó:</w:t>
-            </w:r>
-            <w:r>
-              <w:rPr>
-                <w:rFonts w:ascii="Arial" w:hAnsi="Arial" w:cs="Arial"/>
-                <w:sz w:val="14"/>
-                <w:szCs w:val="14"/>
+                <w:lang w:val="pt-BR"/>
+              </w:rPr>
+              <w:t>Revisó</w:t>
+            </w:r>
+            <w:proofErr w:type="spellEnd"/>
+            <w:r>
+              <w:rPr>
+                <w:rFonts w:ascii="Arial" w:hAnsi="Arial" w:cs="Arial"/>
+                <w:b/>
+                <w:bCs/>
+                <w:sz w:val="14"/>
+                <w:szCs w:val="14"/>
+                <w:lang w:val="pt-BR"/>
+              </w:rPr>
+              <w:t>:</w:t>
+            </w:r>
+            <w:r>
+              <w:rPr>
+                <w:rFonts w:ascii="Arial" w:hAnsi="Arial" w:cs="Arial"/>
+                <w:sz w:val="14"/>
+                <w:szCs w:val="14"/>
+                <w:lang w:val="pt-BR"/>
               </w:rPr>
               <w:t xml:space="preserve"> </w:t>
             </w:r>
@@ -2076,26 +2089,9 @@
                 <w:color w:val="000000" w:themeColor="text1"/>
                 <w:sz w:val="14"/>
                 <w:szCs w:val="14"/>
-              </w:rPr>
-              <w:t>S</w:t>
-            </w:r>
-            <w:r>
-              <w:rPr>
-                <w:rFonts w:ascii="Arial" w:hAnsi="Arial" w:cs="Arial"/>
-                <w:color w:val="000000" w:themeColor="text1"/>
-                <w:sz w:val="14"/>
-                <w:szCs w:val="14"/>
-              </w:rPr>
-              <w:t>ubintendente</w:t>
-            </w:r>
-            <w:r>
-              <w:rPr>
-                <w:rFonts w:ascii="Arial" w:hAnsi="Arial" w:cs="Arial"/>
-                <w:color w:val="000000" w:themeColor="text1"/>
-                <w:sz w:val="14"/>
-                <w:szCs w:val="14"/>
-              </w:rPr>
-              <w:t xml:space="preserve"> </w:t>
+                <w:lang w:val="pt-BR"/>
+              </w:rPr>
+              <w:t xml:space="preserve">Intendente </w:t>
             </w:r>
             <w:r>
               <w:rPr>
@@ -2105,19 +2101,9 @@
                 <w:color w:val="000000" w:themeColor="text1"/>
                 <w:sz w:val="14"/>
                 <w:szCs w:val="14"/>
-              </w:rPr>
-              <w:t>Luis Carlos Balaguera Diaz</w:t>
-            </w:r>
-            <w:r>
-              <w:rPr>
-                <w:rFonts w:ascii="Arial" w:hAnsi="Arial" w:cs="Arial"/>
-                <w:b/>
-                <w:bCs/>
-                <w:color w:val="000000" w:themeColor="text1"/>
-                <w:sz w:val="14"/>
-                <w:szCs w:val="14"/>
-              </w:rPr>
-              <w:t xml:space="preserve"> </w:t>
+                <w:lang w:val="pt-BR"/>
+              </w:rPr>
+              <w:t>Rodrigo Alberto Rocha Torres</w:t>
             </w:r>
           </w:p>
           <w:p>
@@ -2140,6 +2126,7 @@
                 <w:color w:val="FF0000"/>
                 <w:sz w:val="14"/>
                 <w:szCs w:val="14"/>
+                <w:lang w:val="pt-BR"/>
               </w:rPr>
               <w:t xml:space="preserve">          </w:t>
             </w:r>
@@ -2149,6 +2136,7 @@
                 <w:color w:val="FF0000"/>
                 <w:sz w:val="14"/>
                 <w:szCs w:val="14"/>
+                <w:lang w:val="pt-BR"/>
               </w:rPr>
               <w:t xml:space="preserve"> </w:t>
             </w:r>
@@ -2158,7 +2146,7 @@
                 <w:sz w:val="14"/>
                 <w:szCs w:val="14"/>
               </w:rPr>
-              <w:t>Asesor Jurídico (E)</w:t>
+              <w:t>Asesor Jurídico</w:t>
             </w:r>
           </w:p>
           <w:p>
@@ -2328,13 +2316,23 @@
               </w:rPr>
               <w:t xml:space="preserve"> </w:t>
             </w:r>
-            <w:r>
-              <w:rPr>
-                <w:rFonts w:ascii="Arial" w:hAnsi="Arial" w:cs="Arial"/>
-                <w:sz w:val="14"/>
-                <w:szCs w:val="14"/>
-              </w:rPr>
-              <w:t xml:space="preserve">Teniente Coronel </w:t>
+            <w:proofErr w:type="gramStart"/>
+            <w:r>
+              <w:rPr>
+                <w:rFonts w:ascii="Arial" w:hAnsi="Arial" w:cs="Arial"/>
+                <w:sz w:val="14"/>
+                <w:szCs w:val="14"/>
+              </w:rPr>
+              <w:t>Teniente Coronel</w:t>
+            </w:r>
+            <w:proofErr w:type="gramEnd"/>
+            <w:r>
+              <w:rPr>
+                <w:rFonts w:ascii="Arial" w:hAnsi="Arial" w:cs="Arial"/>
+                <w:sz w:val="14"/>
+                <w:szCs w:val="14"/>
+              </w:rPr>
+              <w:t xml:space="preserve"> </w:t>
             </w:r>
             <w:r>
               <w:rPr>
@@ -2479,6 +2477,7 @@
                 <w:lang w:val="pt-BR"/>
               </w:rPr>
             </w:pPr>
+            <w:proofErr w:type="spellStart"/>
             <w:r>
               <w:rPr>
                 <w:rFonts w:ascii="Arial" w:hAnsi="Arial" w:cs="Arial"/>
@@ -2488,16 +2487,48 @@
                 <w:szCs w:val="14"/>
                 <w:lang w:val="pt-BR"/>
               </w:rPr>
-              <w:t>Revisó:</w:t>
-            </w:r>
-            <w:r>
-              <w:rPr>
-                <w:rFonts w:ascii="Arial" w:hAnsi="Arial" w:cs="Arial"/>
+              <w:t>Revisó</w:t>
+            </w:r>
+            <w:proofErr w:type="spellEnd"/>
+            <w:r>
+              <w:rPr>
+                <w:rFonts w:ascii="Arial" w:hAnsi="Arial" w:cs="Arial"/>
+                <w:b/>
+                <w:bCs/>
                 <w:sz w:val="14"/>
                 <w:szCs w:val="14"/>
                 <w:lang w:val="pt-BR"/>
               </w:rPr>
-              <w:t xml:space="preserve"> Teniente coronel </w:t>
+              <w:t>:</w:t>
+            </w:r>
+            <w:r>
+              <w:rPr>
+                <w:rFonts w:ascii="Arial" w:hAnsi="Arial" w:cs="Arial"/>
+                <w:sz w:val="14"/>
+                <w:szCs w:val="14"/>
+                <w:lang w:val="pt-BR"/>
+              </w:rPr>
+              <w:t xml:space="preserve"> </w:t>
+            </w:r>
+            <w:proofErr w:type="spellStart"/>
+            <w:r>
+              <w:rPr>
+                <w:rFonts w:ascii="Arial" w:hAnsi="Arial" w:cs="Arial"/>
+                <w:sz w:val="14"/>
+                <w:szCs w:val="14"/>
+                <w:lang w:val="pt-BR"/>
+              </w:rPr>
+              <w:t>Teniente</w:t>
+            </w:r>
+            <w:proofErr w:type="spellEnd"/>
+            <w:r>
+              <w:rPr>
+                <w:rFonts w:ascii="Arial" w:hAnsi="Arial" w:cs="Arial"/>
+                <w:sz w:val="14"/>
+                <w:szCs w:val="14"/>
+                <w:lang w:val="pt-BR"/>
+              </w:rPr>
+              <w:t xml:space="preserve"> coronel </w:t>
             </w:r>
             <w:r>
               <w:rPr>
@@ -2553,6 +2584,7 @@
                 <w:rFonts w:ascii="Arial" w:hAnsi="Arial" w:cs="Arial"/>
                 <w:sz w:val="14"/>
                 <w:szCs w:val="14"/>
+                <w:lang w:val="pt-BR"/>
               </w:rPr>
               <w:t xml:space="preserve">               </w:t>
             </w:r>
@@ -2744,8 +2776,18 @@
                 <w:sz w:val="14"/>
                 <w:szCs w:val="14"/>
               </w:rPr>
-              <w:t xml:space="preserve"> Coronel</w:t>
-            </w:r>
+              <w:t xml:space="preserve"> </w:t>
+            </w:r>
+            <w:proofErr w:type="gramStart"/>
+            <w:r>
+              <w:rPr>
+                <w:rFonts w:ascii="Arial" w:hAnsi="Arial" w:cs="Arial"/>
+                <w:sz w:val="14"/>
+                <w:szCs w:val="14"/>
+              </w:rPr>
+              <w:t>Coronel</w:t>
+            </w:r>
+            <w:proofErr w:type="gramEnd"/>
             <w:r>
               <w:rPr>
                 <w:rFonts w:ascii="Arial" w:hAnsi="Arial" w:cs="Arial"/>
@@ -2820,7 +2862,7 @@
           </w:p>
         </w:tc>
       </w:tr>
-      <w:bookmarkEnd w:id="4"/>
+      <w:bookmarkEnd w:id="3"/>
     </w:tbl>
     <w:p>
       <w:pPr>
@@ -2982,7 +3024,25 @@
           <w:sz w:val="17"/>
           <w:szCs w:val="17"/>
         </w:rPr>
-        <w:t>5159000 ext 9437</w:t>
+        <w:t xml:space="preserve">5159000 </w:t>
+      </w:r>
+      <w:proofErr w:type="spellStart"/>
+      <w:r>
+        <w:rPr>
+          <w:rFonts w:ascii="Arial" w:eastAsia="Arial" w:hAnsi="Arial" w:cs="Arial"/>
+          <w:sz w:val="17"/>
+          <w:szCs w:val="17"/>
+        </w:rPr>
+        <w:t>ext</w:t>
+      </w:r>
+      <w:proofErr w:type="spellEnd"/>
+      <w:r>
+        <w:rPr>
+          <w:rFonts w:ascii="Arial" w:eastAsia="Arial" w:hAnsi="Arial" w:cs="Arial"/>
+          <w:sz w:val="17"/>
+          <w:szCs w:val="17"/>
+        </w:rPr>
+        <w:t xml:space="preserve"> 9437</w:t>
       </w:r>
       <w:r>
         <w:rPr>
